--- a/8_KI-Aufbaumodule/KI-A1/KI-A1.1.1_VerstärkendesLernen-QTable.docx
+++ b/8_KI-Aufbaumodule/KI-A1/KI-A1.1.1_VerstärkendesLernen-QTable.docx
@@ -1,6 +1,6 @@
 
 <file path=word/document.xml><?xml version="1.0" encoding="utf-8"?>
-<w:document xmlns:wpc="http://schemas.microsoft.com/office/word/2010/wordprocessingCanvas" xmlns:cx="http://schemas.microsoft.com/office/drawing/2014/chartex" xmlns:cx1="http://schemas.microsoft.com/office/drawing/2015/9/8/chartex" xmlns:cx2="http://schemas.microsoft.com/office/drawing/2015/10/21/chartex" xmlns:cx3="http://schemas.microsoft.com/office/drawing/2016/5/9/chartex" xmlns:cx4="http://schemas.microsoft.com/office/drawing/2016/5/10/chartex" xmlns:cx5="http://schemas.microsoft.com/office/drawing/2016/5/11/chartex" xmlns:cx6="http://schemas.microsoft.com/office/drawing/2016/5/12/chartex" xmlns:cx7="http://schemas.microsoft.com/office/drawing/2016/5/13/chartex" xmlns:cx8="http://schemas.microsoft.com/office/drawing/2016/5/14/chartex" xmlns:mc="http://schemas.openxmlformats.org/markup-compatibility/2006" xmlns:aink="http://schemas.microsoft.com/office/drawing/2016/ink" xmlns:am3d="http://schemas.microsoft.com/office/drawing/2017/model3d" xmlns:o="urn:schemas-microsoft-com:office:office" xmlns:r="http://schemas.openxmlformats.org/officeDocument/2006/relationships" xmlns:m="http://schemas.openxmlformats.org/officeDocument/2006/math" xmlns:v="urn:schemas-microsoft-com:vml" xmlns:wp14="http://schemas.microsoft.com/office/word/2010/wordprocessingDrawing" xmlns:wp="http://schemas.openxmlformats.org/drawingml/2006/wordprocessingDrawing" xmlns:w10="urn:schemas-microsoft-com:office:word" xmlns:w="http://schemas.openxmlformats.org/wordprocessingml/2006/main" xmlns:w14="http://schemas.microsoft.com/office/word/2010/wordml" xmlns:w15="http://schemas.microsoft.com/office/word/2012/wordml" xmlns:w16cex="http://schemas.microsoft.com/office/word/2018/wordml/cex" xmlns:w16cid="http://schemas.microsoft.com/office/word/2016/wordml/cid" xmlns:w16="http://schemas.microsoft.com/office/word/2018/wordml" xmlns:w16sdtdh="http://schemas.microsoft.com/office/word/2020/wordml/sdtdatahash" xmlns:w16se="http://schemas.microsoft.com/office/word/2015/wordml/symex" xmlns:wpg="http://schemas.microsoft.com/office/word/2010/wordprocessingGroup" xmlns:wpi="http://schemas.microsoft.com/office/word/2010/wordprocessingInk" xmlns:wne="http://schemas.microsoft.com/office/word/2006/wordml" xmlns:wps="http://schemas.microsoft.com/office/word/2010/wordprocessingShape" mc:Ignorable="w14 w15 w16se w16cid w16 w16cex w16sdtdh wp14">
+<w:document xmlns:wpc="http://schemas.microsoft.com/office/word/2010/wordprocessingCanvas" xmlns:cx="http://schemas.microsoft.com/office/drawing/2014/chartex" xmlns:cx1="http://schemas.microsoft.com/office/drawing/2015/9/8/chartex" xmlns:cx2="http://schemas.microsoft.com/office/drawing/2015/10/21/chartex" xmlns:cx3="http://schemas.microsoft.com/office/drawing/2016/5/9/chartex" xmlns:cx4="http://schemas.microsoft.com/office/drawing/2016/5/10/chartex" xmlns:cx5="http://schemas.microsoft.com/office/drawing/2016/5/11/chartex" xmlns:cx6="http://schemas.microsoft.com/office/drawing/2016/5/12/chartex" xmlns:cx7="http://schemas.microsoft.com/office/drawing/2016/5/13/chartex" xmlns:cx8="http://schemas.microsoft.com/office/drawing/2016/5/14/chartex" xmlns:mc="http://schemas.openxmlformats.org/markup-compatibility/2006" xmlns:aink="http://schemas.microsoft.com/office/drawing/2016/ink" xmlns:am3d="http://schemas.microsoft.com/office/drawing/2017/model3d" xmlns:o="urn:schemas-microsoft-com:office:office" xmlns:oel="http://schemas.microsoft.com/office/2019/extlst" xmlns:r="http://schemas.openxmlformats.org/officeDocument/2006/relationships" xmlns:m="http://schemas.openxmlformats.org/officeDocument/2006/math" xmlns:v="urn:schemas-microsoft-com:vml" xmlns:wp14="http://schemas.microsoft.com/office/word/2010/wordprocessingDrawing" xmlns:wp="http://schemas.openxmlformats.org/drawingml/2006/wordprocessingDrawing" xmlns:w10="urn:schemas-microsoft-com:office:word" xmlns:w="http://schemas.openxmlformats.org/wordprocessingml/2006/main" xmlns:w14="http://schemas.microsoft.com/office/word/2010/wordml" xmlns:w15="http://schemas.microsoft.com/office/word/2012/wordml" xmlns:w16cex="http://schemas.microsoft.com/office/word/2018/wordml/cex" xmlns:w16cid="http://schemas.microsoft.com/office/word/2016/wordml/cid" xmlns:w16="http://schemas.microsoft.com/office/word/2018/wordml" xmlns:w16sdtdh="http://schemas.microsoft.com/office/word/2020/wordml/sdtdatahash" xmlns:w16se="http://schemas.microsoft.com/office/word/2015/wordml/symex" xmlns:wpg="http://schemas.microsoft.com/office/word/2010/wordprocessingGroup" xmlns:wpi="http://schemas.microsoft.com/office/word/2010/wordprocessingInk" xmlns:wne="http://schemas.microsoft.com/office/word/2006/wordml" xmlns:wps="http://schemas.microsoft.com/office/word/2010/wordprocessingShape" mc:Ignorable="w14 w15 w16se w16cid w16 w16cex w16sdtdh wp14">
   <w:body>
     <w:p>
       <w:pPr>
@@ -103,7 +103,56 @@
             <w:color w:val="1155CC"/>
             <w:u w:val="single"/>
           </w:rPr>
-          <w:t>https://bit.ly/A1-ban</w:t>
+          <w:t>https://b</w:t>
+        </w:r>
+        <w:r>
+          <w:rPr>
+            <w:color w:val="1155CC"/>
+            <w:u w:val="single"/>
+          </w:rPr>
+          <w:t>i</w:t>
+        </w:r>
+        <w:r>
+          <w:rPr>
+            <w:color w:val="1155CC"/>
+            <w:u w:val="single"/>
+          </w:rPr>
+          <w:t>t.ly/</w:t>
+        </w:r>
+        <w:r>
+          <w:rPr>
+            <w:color w:val="1155CC"/>
+            <w:u w:val="single"/>
+          </w:rPr>
+          <w:t>A</w:t>
+        </w:r>
+        <w:r>
+          <w:rPr>
+            <w:color w:val="1155CC"/>
+            <w:u w:val="single"/>
+          </w:rPr>
+          <w:t>1-</w:t>
+        </w:r>
+        <w:r>
+          <w:rPr>
+            <w:color w:val="1155CC"/>
+            <w:u w:val="single"/>
+          </w:rPr>
+          <w:t>b</w:t>
+        </w:r>
+        <w:r>
+          <w:rPr>
+            <w:color w:val="1155CC"/>
+            <w:u w:val="single"/>
+          </w:rPr>
+          <w:t>a</w:t>
+        </w:r>
+        <w:r>
+          <w:rPr>
+            <w:color w:val="1155CC"/>
+            <w:u w:val="single"/>
+          </w:rPr>
+          <w:t>n</w:t>
         </w:r>
       </w:hyperlink>
     </w:p>
@@ -201,8 +250,13 @@
         </w:rPr>
         <w:br/>
       </w:r>
+      <w:proofErr w:type="gramStart"/>
       <w:r>
-        <w:t>Ziehe folgende Blöcke in den Skriptbereich und führe diese durch eine Klick aus:</w:t>
+        <w:t>Ziehe</w:t>
+      </w:r>
+      <w:proofErr w:type="gramEnd"/>
+      <w:r>
+        <w:t xml:space="preserve"> folgende Blöcke in den Skriptbereich und führe diese durch eine Klick aus:</w:t>
       </w:r>
     </w:p>
     <w:p>
@@ -625,7 +679,7 @@
 </file>
 
 <file path=word/endnotes.xml><?xml version="1.0" encoding="utf-8"?>
-<w:endnotes xmlns:wpc="http://schemas.microsoft.com/office/word/2010/wordprocessingCanvas" xmlns:cx="http://schemas.microsoft.com/office/drawing/2014/chartex" xmlns:cx1="http://schemas.microsoft.com/office/drawing/2015/9/8/chartex" xmlns:cx2="http://schemas.microsoft.com/office/drawing/2015/10/21/chartex" xmlns:cx3="http://schemas.microsoft.com/office/drawing/2016/5/9/chartex" xmlns:cx4="http://schemas.microsoft.com/office/drawing/2016/5/10/chartex" xmlns:cx5="http://schemas.microsoft.com/office/drawing/2016/5/11/chartex" xmlns:cx6="http://schemas.microsoft.com/office/drawing/2016/5/12/chartex" xmlns:cx7="http://schemas.microsoft.com/office/drawing/2016/5/13/chartex" xmlns:cx8="http://schemas.microsoft.com/office/drawing/2016/5/14/chartex" xmlns:mc="http://schemas.openxmlformats.org/markup-compatibility/2006" xmlns:aink="http://schemas.microsoft.com/office/drawing/2016/ink" xmlns:am3d="http://schemas.microsoft.com/office/drawing/2017/model3d" xmlns:o="urn:schemas-microsoft-com:office:office" xmlns:r="http://schemas.openxmlformats.org/officeDocument/2006/relationships" xmlns:m="http://schemas.openxmlformats.org/officeDocument/2006/math" xmlns:v="urn:schemas-microsoft-com:vml" xmlns:wp14="http://schemas.microsoft.com/office/word/2010/wordprocessingDrawing" xmlns:wp="http://schemas.openxmlformats.org/drawingml/2006/wordprocessingDrawing" xmlns:w10="urn:schemas-microsoft-com:office:word" xmlns:w="http://schemas.openxmlformats.org/wordprocessingml/2006/main" xmlns:w14="http://schemas.microsoft.com/office/word/2010/wordml" xmlns:w15="http://schemas.microsoft.com/office/word/2012/wordml" xmlns:w16cex="http://schemas.microsoft.com/office/word/2018/wordml/cex" xmlns:w16cid="http://schemas.microsoft.com/office/word/2016/wordml/cid" xmlns:w16="http://schemas.microsoft.com/office/word/2018/wordml" xmlns:w16sdtdh="http://schemas.microsoft.com/office/word/2020/wordml/sdtdatahash" xmlns:w16se="http://schemas.microsoft.com/office/word/2015/wordml/symex" xmlns:wpg="http://schemas.microsoft.com/office/word/2010/wordprocessingGroup" xmlns:wpi="http://schemas.microsoft.com/office/word/2010/wordprocessingInk" xmlns:wne="http://schemas.microsoft.com/office/word/2006/wordml" xmlns:wps="http://schemas.microsoft.com/office/word/2010/wordprocessingShape" mc:Ignorable="w14 w15 w16se w16cid w16 w16cex w16sdtdh wp14">
+<w:endnotes xmlns:wpc="http://schemas.microsoft.com/office/word/2010/wordprocessingCanvas" xmlns:cx="http://schemas.microsoft.com/office/drawing/2014/chartex" xmlns:cx1="http://schemas.microsoft.com/office/drawing/2015/9/8/chartex" xmlns:cx2="http://schemas.microsoft.com/office/drawing/2015/10/21/chartex" xmlns:cx3="http://schemas.microsoft.com/office/drawing/2016/5/9/chartex" xmlns:cx4="http://schemas.microsoft.com/office/drawing/2016/5/10/chartex" xmlns:cx5="http://schemas.microsoft.com/office/drawing/2016/5/11/chartex" xmlns:cx6="http://schemas.microsoft.com/office/drawing/2016/5/12/chartex" xmlns:cx7="http://schemas.microsoft.com/office/drawing/2016/5/13/chartex" xmlns:cx8="http://schemas.microsoft.com/office/drawing/2016/5/14/chartex" xmlns:mc="http://schemas.openxmlformats.org/markup-compatibility/2006" xmlns:aink="http://schemas.microsoft.com/office/drawing/2016/ink" xmlns:am3d="http://schemas.microsoft.com/office/drawing/2017/model3d" xmlns:o="urn:schemas-microsoft-com:office:office" xmlns:oel="http://schemas.microsoft.com/office/2019/extlst" xmlns:r="http://schemas.openxmlformats.org/officeDocument/2006/relationships" xmlns:m="http://schemas.openxmlformats.org/officeDocument/2006/math" xmlns:v="urn:schemas-microsoft-com:vml" xmlns:wp14="http://schemas.microsoft.com/office/word/2010/wordprocessingDrawing" xmlns:wp="http://schemas.openxmlformats.org/drawingml/2006/wordprocessingDrawing" xmlns:w10="urn:schemas-microsoft-com:office:word" xmlns:w="http://schemas.openxmlformats.org/wordprocessingml/2006/main" xmlns:w14="http://schemas.microsoft.com/office/word/2010/wordml" xmlns:w15="http://schemas.microsoft.com/office/word/2012/wordml" xmlns:w16cex="http://schemas.microsoft.com/office/word/2018/wordml/cex" xmlns:w16cid="http://schemas.microsoft.com/office/word/2016/wordml/cid" xmlns:w16="http://schemas.microsoft.com/office/word/2018/wordml" xmlns:w16sdtdh="http://schemas.microsoft.com/office/word/2020/wordml/sdtdatahash" xmlns:w16se="http://schemas.microsoft.com/office/word/2015/wordml/symex" xmlns:wpg="http://schemas.microsoft.com/office/word/2010/wordprocessingGroup" xmlns:wpi="http://schemas.microsoft.com/office/word/2010/wordprocessingInk" xmlns:wne="http://schemas.microsoft.com/office/word/2006/wordml" xmlns:wps="http://schemas.microsoft.com/office/word/2010/wordprocessingShape" mc:Ignorable="w14 w15 w16se w16cid w16 w16cex w16sdtdh wp14">
   <w:endnote w:type="separator" w:id="-1">
     <w:p>
       <w:r>
@@ -644,7 +698,7 @@
 </file>
 
 <file path=word/footer1.xml><?xml version="1.0" encoding="utf-8"?>
-<w:ftr xmlns:wpc="http://schemas.microsoft.com/office/word/2010/wordprocessingCanvas" xmlns:cx="http://schemas.microsoft.com/office/drawing/2014/chartex" xmlns:cx1="http://schemas.microsoft.com/office/drawing/2015/9/8/chartex" xmlns:cx2="http://schemas.microsoft.com/office/drawing/2015/10/21/chartex" xmlns:cx3="http://schemas.microsoft.com/office/drawing/2016/5/9/chartex" xmlns:cx4="http://schemas.microsoft.com/office/drawing/2016/5/10/chartex" xmlns:cx5="http://schemas.microsoft.com/office/drawing/2016/5/11/chartex" xmlns:cx6="http://schemas.microsoft.com/office/drawing/2016/5/12/chartex" xmlns:cx7="http://schemas.microsoft.com/office/drawing/2016/5/13/chartex" xmlns:cx8="http://schemas.microsoft.com/office/drawing/2016/5/14/chartex" xmlns:mc="http://schemas.openxmlformats.org/markup-compatibility/2006" xmlns:aink="http://schemas.microsoft.com/office/drawing/2016/ink" xmlns:am3d="http://schemas.microsoft.com/office/drawing/2017/model3d" xmlns:o="urn:schemas-microsoft-com:office:office" xmlns:r="http://schemas.openxmlformats.org/officeDocument/2006/relationships" xmlns:m="http://schemas.openxmlformats.org/officeDocument/2006/math" xmlns:v="urn:schemas-microsoft-com:vml" xmlns:wp14="http://schemas.microsoft.com/office/word/2010/wordprocessingDrawing" xmlns:wp="http://schemas.openxmlformats.org/drawingml/2006/wordprocessingDrawing" xmlns:w10="urn:schemas-microsoft-com:office:word" xmlns:w="http://schemas.openxmlformats.org/wordprocessingml/2006/main" xmlns:w14="http://schemas.microsoft.com/office/word/2010/wordml" xmlns:w15="http://schemas.microsoft.com/office/word/2012/wordml" xmlns:w16cex="http://schemas.microsoft.com/office/word/2018/wordml/cex" xmlns:w16cid="http://schemas.microsoft.com/office/word/2016/wordml/cid" xmlns:w16="http://schemas.microsoft.com/office/word/2018/wordml" xmlns:w16sdtdh="http://schemas.microsoft.com/office/word/2020/wordml/sdtdatahash" xmlns:w16se="http://schemas.microsoft.com/office/word/2015/wordml/symex" xmlns:wpg="http://schemas.microsoft.com/office/word/2010/wordprocessingGroup" xmlns:wpi="http://schemas.microsoft.com/office/word/2010/wordprocessingInk" xmlns:wne="http://schemas.microsoft.com/office/word/2006/wordml" xmlns:wps="http://schemas.microsoft.com/office/word/2010/wordprocessingShape" mc:Ignorable="w14 w15 w16se w16cid w16 w16cex w16sdtdh wp14">
+<w:ftr xmlns:wpc="http://schemas.microsoft.com/office/word/2010/wordprocessingCanvas" xmlns:cx="http://schemas.microsoft.com/office/drawing/2014/chartex" xmlns:cx1="http://schemas.microsoft.com/office/drawing/2015/9/8/chartex" xmlns:cx2="http://schemas.microsoft.com/office/drawing/2015/10/21/chartex" xmlns:cx3="http://schemas.microsoft.com/office/drawing/2016/5/9/chartex" xmlns:cx4="http://schemas.microsoft.com/office/drawing/2016/5/10/chartex" xmlns:cx5="http://schemas.microsoft.com/office/drawing/2016/5/11/chartex" xmlns:cx6="http://schemas.microsoft.com/office/drawing/2016/5/12/chartex" xmlns:cx7="http://schemas.microsoft.com/office/drawing/2016/5/13/chartex" xmlns:cx8="http://schemas.microsoft.com/office/drawing/2016/5/14/chartex" xmlns:mc="http://schemas.openxmlformats.org/markup-compatibility/2006" xmlns:aink="http://schemas.microsoft.com/office/drawing/2016/ink" xmlns:am3d="http://schemas.microsoft.com/office/drawing/2017/model3d" xmlns:o="urn:schemas-microsoft-com:office:office" xmlns:oel="http://schemas.microsoft.com/office/2019/extlst" xmlns:r="http://schemas.openxmlformats.org/officeDocument/2006/relationships" xmlns:m="http://schemas.openxmlformats.org/officeDocument/2006/math" xmlns:v="urn:schemas-microsoft-com:vml" xmlns:wp14="http://schemas.microsoft.com/office/word/2010/wordprocessingDrawing" xmlns:wp="http://schemas.openxmlformats.org/drawingml/2006/wordprocessingDrawing" xmlns:w10="urn:schemas-microsoft-com:office:word" xmlns:w="http://schemas.openxmlformats.org/wordprocessingml/2006/main" xmlns:w14="http://schemas.microsoft.com/office/word/2010/wordml" xmlns:w15="http://schemas.microsoft.com/office/word/2012/wordml" xmlns:w16cex="http://schemas.microsoft.com/office/word/2018/wordml/cex" xmlns:w16cid="http://schemas.microsoft.com/office/word/2016/wordml/cid" xmlns:w16="http://schemas.microsoft.com/office/word/2018/wordml" xmlns:w16sdtdh="http://schemas.microsoft.com/office/word/2020/wordml/sdtdatahash" xmlns:w16se="http://schemas.microsoft.com/office/word/2015/wordml/symex" xmlns:wpg="http://schemas.microsoft.com/office/word/2010/wordprocessingGroup" xmlns:wpi="http://schemas.microsoft.com/office/word/2010/wordprocessingInk" xmlns:wne="http://schemas.microsoft.com/office/word/2006/wordml" xmlns:wps="http://schemas.microsoft.com/office/word/2010/wordprocessingShape" mc:Ignorable="w14 w15 w16se w16cid w16 w16cex w16sdtdh wp14">
   <w:p>
     <w:pPr>
       <w:tabs>
@@ -712,7 +766,7 @@
                           </w:pPr>
                           <w:r>
                             <w:rPr>
-                              <w:rFonts w:ascii="Helvetica 55" w:hAnsi="Helvetica 55"/>
+                              <w:rFonts w:ascii="helvetica 55" w:hAnsi="helvetica 55"/>
                               <w:color w:val="A6A6A6" w:themeColor="background1" w:themeShade="A6"/>
                               <w:sz w:val="14"/>
                               <w:szCs w:val="14"/>
@@ -721,7 +775,7 @@
                           </w:r>
                           <w:r>
                             <w:rPr>
-                              <w:rFonts w:ascii="Helvetica 55" w:hAnsi="Helvetica 55"/>
+                              <w:rFonts w:ascii="helvetica 55" w:hAnsi="helvetica 55"/>
                               <w:color w:val="A6A6A6" w:themeColor="background1" w:themeShade="A6"/>
                               <w:sz w:val="14"/>
                               <w:szCs w:val="14"/>
@@ -1029,7 +1083,6 @@
           <w:calendar w:val="gregorian"/>
         </w:date>
       </w:sdtPr>
-      <w:sdtEndPr/>
       <w:sdtContent>
         <w:r>
           <w:rPr>
@@ -1139,7 +1192,7 @@
 </file>
 
 <file path=word/footnotes.xml><?xml version="1.0" encoding="utf-8"?>
-<w:footnotes xmlns:wpc="http://schemas.microsoft.com/office/word/2010/wordprocessingCanvas" xmlns:cx="http://schemas.microsoft.com/office/drawing/2014/chartex" xmlns:cx1="http://schemas.microsoft.com/office/drawing/2015/9/8/chartex" xmlns:cx2="http://schemas.microsoft.com/office/drawing/2015/10/21/chartex" xmlns:cx3="http://schemas.microsoft.com/office/drawing/2016/5/9/chartex" xmlns:cx4="http://schemas.microsoft.com/office/drawing/2016/5/10/chartex" xmlns:cx5="http://schemas.microsoft.com/office/drawing/2016/5/11/chartex" xmlns:cx6="http://schemas.microsoft.com/office/drawing/2016/5/12/chartex" xmlns:cx7="http://schemas.microsoft.com/office/drawing/2016/5/13/chartex" xmlns:cx8="http://schemas.microsoft.com/office/drawing/2016/5/14/chartex" xmlns:mc="http://schemas.openxmlformats.org/markup-compatibility/2006" xmlns:aink="http://schemas.microsoft.com/office/drawing/2016/ink" xmlns:am3d="http://schemas.microsoft.com/office/drawing/2017/model3d" xmlns:o="urn:schemas-microsoft-com:office:office" xmlns:r="http://schemas.openxmlformats.org/officeDocument/2006/relationships" xmlns:m="http://schemas.openxmlformats.org/officeDocument/2006/math" xmlns:v="urn:schemas-microsoft-com:vml" xmlns:wp14="http://schemas.microsoft.com/office/word/2010/wordprocessingDrawing" xmlns:wp="http://schemas.openxmlformats.org/drawingml/2006/wordprocessingDrawing" xmlns:w10="urn:schemas-microsoft-com:office:word" xmlns:w="http://schemas.openxmlformats.org/wordprocessingml/2006/main" xmlns:w14="http://schemas.microsoft.com/office/word/2010/wordml" xmlns:w15="http://schemas.microsoft.com/office/word/2012/wordml" xmlns:w16cex="http://schemas.microsoft.com/office/word/2018/wordml/cex" xmlns:w16cid="http://schemas.microsoft.com/office/word/2016/wordml/cid" xmlns:w16="http://schemas.microsoft.com/office/word/2018/wordml" xmlns:w16sdtdh="http://schemas.microsoft.com/office/word/2020/wordml/sdtdatahash" xmlns:w16se="http://schemas.microsoft.com/office/word/2015/wordml/symex" xmlns:wpg="http://schemas.microsoft.com/office/word/2010/wordprocessingGroup" xmlns:wpi="http://schemas.microsoft.com/office/word/2010/wordprocessingInk" xmlns:wne="http://schemas.microsoft.com/office/word/2006/wordml" xmlns:wps="http://schemas.microsoft.com/office/word/2010/wordprocessingShape" mc:Ignorable="w14 w15 w16se w16cid w16 w16cex w16sdtdh wp14">
+<w:footnotes xmlns:wpc="http://schemas.microsoft.com/office/word/2010/wordprocessingCanvas" xmlns:cx="http://schemas.microsoft.com/office/drawing/2014/chartex" xmlns:cx1="http://schemas.microsoft.com/office/drawing/2015/9/8/chartex" xmlns:cx2="http://schemas.microsoft.com/office/drawing/2015/10/21/chartex" xmlns:cx3="http://schemas.microsoft.com/office/drawing/2016/5/9/chartex" xmlns:cx4="http://schemas.microsoft.com/office/drawing/2016/5/10/chartex" xmlns:cx5="http://schemas.microsoft.com/office/drawing/2016/5/11/chartex" xmlns:cx6="http://schemas.microsoft.com/office/drawing/2016/5/12/chartex" xmlns:cx7="http://schemas.microsoft.com/office/drawing/2016/5/13/chartex" xmlns:cx8="http://schemas.microsoft.com/office/drawing/2016/5/14/chartex" xmlns:mc="http://schemas.openxmlformats.org/markup-compatibility/2006" xmlns:aink="http://schemas.microsoft.com/office/drawing/2016/ink" xmlns:am3d="http://schemas.microsoft.com/office/drawing/2017/model3d" xmlns:o="urn:schemas-microsoft-com:office:office" xmlns:oel="http://schemas.microsoft.com/office/2019/extlst" xmlns:r="http://schemas.openxmlformats.org/officeDocument/2006/relationships" xmlns:m="http://schemas.openxmlformats.org/officeDocument/2006/math" xmlns:v="urn:schemas-microsoft-com:vml" xmlns:wp14="http://schemas.microsoft.com/office/word/2010/wordprocessingDrawing" xmlns:wp="http://schemas.openxmlformats.org/drawingml/2006/wordprocessingDrawing" xmlns:w10="urn:schemas-microsoft-com:office:word" xmlns:w="http://schemas.openxmlformats.org/wordprocessingml/2006/main" xmlns:w14="http://schemas.microsoft.com/office/word/2010/wordml" xmlns:w15="http://schemas.microsoft.com/office/word/2012/wordml" xmlns:w16cex="http://schemas.microsoft.com/office/word/2018/wordml/cex" xmlns:w16cid="http://schemas.microsoft.com/office/word/2016/wordml/cid" xmlns:w16="http://schemas.microsoft.com/office/word/2018/wordml" xmlns:w16sdtdh="http://schemas.microsoft.com/office/word/2020/wordml/sdtdatahash" xmlns:w16se="http://schemas.microsoft.com/office/word/2015/wordml/symex" xmlns:wpg="http://schemas.microsoft.com/office/word/2010/wordprocessingGroup" xmlns:wpi="http://schemas.microsoft.com/office/word/2010/wordprocessingInk" xmlns:wne="http://schemas.microsoft.com/office/word/2006/wordml" xmlns:wps="http://schemas.microsoft.com/office/word/2010/wordprocessingShape" mc:Ignorable="w14 w15 w16se w16cid w16 w16cex w16sdtdh wp14">
   <w:footnote w:type="separator" w:id="-1">
     <w:p>
       <w:r>
@@ -1158,7 +1211,7 @@
 </file>
 
 <file path=word/header1.xml><?xml version="1.0" encoding="utf-8"?>
-<w:hdr xmlns:wpc="http://schemas.microsoft.com/office/word/2010/wordprocessingCanvas" xmlns:cx="http://schemas.microsoft.com/office/drawing/2014/chartex" xmlns:cx1="http://schemas.microsoft.com/office/drawing/2015/9/8/chartex" xmlns:cx2="http://schemas.microsoft.com/office/drawing/2015/10/21/chartex" xmlns:cx3="http://schemas.microsoft.com/office/drawing/2016/5/9/chartex" xmlns:cx4="http://schemas.microsoft.com/office/drawing/2016/5/10/chartex" xmlns:cx5="http://schemas.microsoft.com/office/drawing/2016/5/11/chartex" xmlns:cx6="http://schemas.microsoft.com/office/drawing/2016/5/12/chartex" xmlns:cx7="http://schemas.microsoft.com/office/drawing/2016/5/13/chartex" xmlns:cx8="http://schemas.microsoft.com/office/drawing/2016/5/14/chartex" xmlns:mc="http://schemas.openxmlformats.org/markup-compatibility/2006" xmlns:aink="http://schemas.microsoft.com/office/drawing/2016/ink" xmlns:am3d="http://schemas.microsoft.com/office/drawing/2017/model3d" xmlns:o="urn:schemas-microsoft-com:office:office" xmlns:r="http://schemas.openxmlformats.org/officeDocument/2006/relationships" xmlns:m="http://schemas.openxmlformats.org/officeDocument/2006/math" xmlns:v="urn:schemas-microsoft-com:vml" xmlns:wp14="http://schemas.microsoft.com/office/word/2010/wordprocessingDrawing" xmlns:wp="http://schemas.openxmlformats.org/drawingml/2006/wordprocessingDrawing" xmlns:w10="urn:schemas-microsoft-com:office:word" xmlns:w="http://schemas.openxmlformats.org/wordprocessingml/2006/main" xmlns:w14="http://schemas.microsoft.com/office/word/2010/wordml" xmlns:w15="http://schemas.microsoft.com/office/word/2012/wordml" xmlns:w16cex="http://schemas.microsoft.com/office/word/2018/wordml/cex" xmlns:w16cid="http://schemas.microsoft.com/office/word/2016/wordml/cid" xmlns:w16="http://schemas.microsoft.com/office/word/2018/wordml" xmlns:w16sdtdh="http://schemas.microsoft.com/office/word/2020/wordml/sdtdatahash" xmlns:w16se="http://schemas.microsoft.com/office/word/2015/wordml/symex" xmlns:wpg="http://schemas.microsoft.com/office/word/2010/wordprocessingGroup" xmlns:wpi="http://schemas.microsoft.com/office/word/2010/wordprocessingInk" xmlns:wne="http://schemas.microsoft.com/office/word/2006/wordml" xmlns:wps="http://schemas.microsoft.com/office/word/2010/wordprocessingShape" mc:Ignorable="w14 w15 w16se w16cid w16 w16cex w16sdtdh wp14">
+<w:hdr xmlns:wpc="http://schemas.microsoft.com/office/word/2010/wordprocessingCanvas" xmlns:cx="http://schemas.microsoft.com/office/drawing/2014/chartex" xmlns:cx1="http://schemas.microsoft.com/office/drawing/2015/9/8/chartex" xmlns:cx2="http://schemas.microsoft.com/office/drawing/2015/10/21/chartex" xmlns:cx3="http://schemas.microsoft.com/office/drawing/2016/5/9/chartex" xmlns:cx4="http://schemas.microsoft.com/office/drawing/2016/5/10/chartex" xmlns:cx5="http://schemas.microsoft.com/office/drawing/2016/5/11/chartex" xmlns:cx6="http://schemas.microsoft.com/office/drawing/2016/5/12/chartex" xmlns:cx7="http://schemas.microsoft.com/office/drawing/2016/5/13/chartex" xmlns:cx8="http://schemas.microsoft.com/office/drawing/2016/5/14/chartex" xmlns:mc="http://schemas.openxmlformats.org/markup-compatibility/2006" xmlns:aink="http://schemas.microsoft.com/office/drawing/2016/ink" xmlns:am3d="http://schemas.microsoft.com/office/drawing/2017/model3d" xmlns:o="urn:schemas-microsoft-com:office:office" xmlns:oel="http://schemas.microsoft.com/office/2019/extlst" xmlns:r="http://schemas.openxmlformats.org/officeDocument/2006/relationships" xmlns:m="http://schemas.openxmlformats.org/officeDocument/2006/math" xmlns:v="urn:schemas-microsoft-com:vml" xmlns:wp14="http://schemas.microsoft.com/office/word/2010/wordprocessingDrawing" xmlns:wp="http://schemas.openxmlformats.org/drawingml/2006/wordprocessingDrawing" xmlns:w10="urn:schemas-microsoft-com:office:word" xmlns:w="http://schemas.openxmlformats.org/wordprocessingml/2006/main" xmlns:w14="http://schemas.microsoft.com/office/word/2010/wordml" xmlns:w15="http://schemas.microsoft.com/office/word/2012/wordml" xmlns:w16cex="http://schemas.microsoft.com/office/word/2018/wordml/cex" xmlns:w16cid="http://schemas.microsoft.com/office/word/2016/wordml/cid" xmlns:w16="http://schemas.microsoft.com/office/word/2018/wordml" xmlns:w16sdtdh="http://schemas.microsoft.com/office/word/2020/wordml/sdtdatahash" xmlns:w16se="http://schemas.microsoft.com/office/word/2015/wordml/symex" xmlns:wpg="http://schemas.microsoft.com/office/word/2010/wordprocessingGroup" xmlns:wpi="http://schemas.microsoft.com/office/word/2010/wordprocessingInk" xmlns:wne="http://schemas.microsoft.com/office/word/2006/wordml" xmlns:wps="http://schemas.microsoft.com/office/word/2010/wordprocessingShape" mc:Ignorable="w14 w15 w16se w16cid w16 w16cex w16sdtdh wp14">
   <w:p>
     <w:pPr>
       <w:rPr>
@@ -1378,7 +1431,7 @@
 </file>
 
 <file path=word/numbering.xml><?xml version="1.0" encoding="utf-8"?>
-<w:numbering xmlns:wpc="http://schemas.microsoft.com/office/word/2010/wordprocessingCanvas" xmlns:cx="http://schemas.microsoft.com/office/drawing/2014/chartex" xmlns:cx1="http://schemas.microsoft.com/office/drawing/2015/9/8/chartex" xmlns:cx2="http://schemas.microsoft.com/office/drawing/2015/10/21/chartex" xmlns:cx3="http://schemas.microsoft.com/office/drawing/2016/5/9/chartex" xmlns:cx4="http://schemas.microsoft.com/office/drawing/2016/5/10/chartex" xmlns:cx5="http://schemas.microsoft.com/office/drawing/2016/5/11/chartex" xmlns:cx6="http://schemas.microsoft.com/office/drawing/2016/5/12/chartex" xmlns:cx7="http://schemas.microsoft.com/office/drawing/2016/5/13/chartex" xmlns:cx8="http://schemas.microsoft.com/office/drawing/2016/5/14/chartex" xmlns:mc="http://schemas.openxmlformats.org/markup-compatibility/2006" xmlns:aink="http://schemas.microsoft.com/office/drawing/2016/ink" xmlns:am3d="http://schemas.microsoft.com/office/drawing/2017/model3d" xmlns:o="urn:schemas-microsoft-com:office:office" xmlns:r="http://schemas.openxmlformats.org/officeDocument/2006/relationships" xmlns:m="http://schemas.openxmlformats.org/officeDocument/2006/math" xmlns:v="urn:schemas-microsoft-com:vml" xmlns:wp14="http://schemas.microsoft.com/office/word/2010/wordprocessingDrawing" xmlns:wp="http://schemas.openxmlformats.org/drawingml/2006/wordprocessingDrawing" xmlns:w10="urn:schemas-microsoft-com:office:word" xmlns:w="http://schemas.openxmlformats.org/wordprocessingml/2006/main" xmlns:w14="http://schemas.microsoft.com/office/word/2010/wordml" xmlns:w15="http://schemas.microsoft.com/office/word/2012/wordml" xmlns:w16cex="http://schemas.microsoft.com/office/word/2018/wordml/cex" xmlns:w16cid="http://schemas.microsoft.com/office/word/2016/wordml/cid" xmlns:w16="http://schemas.microsoft.com/office/word/2018/wordml" xmlns:w16sdtdh="http://schemas.microsoft.com/office/word/2020/wordml/sdtdatahash" xmlns:w16se="http://schemas.microsoft.com/office/word/2015/wordml/symex" xmlns:wpg="http://schemas.microsoft.com/office/word/2010/wordprocessingGroup" xmlns:wpi="http://schemas.microsoft.com/office/word/2010/wordprocessingInk" xmlns:wne="http://schemas.microsoft.com/office/word/2006/wordml" xmlns:wps="http://schemas.microsoft.com/office/word/2010/wordprocessingShape" mc:Ignorable="w14 w15 w16se w16cid w16 w16cex w16sdtdh wp14">
+<w:numbering xmlns:wpc="http://schemas.microsoft.com/office/word/2010/wordprocessingCanvas" xmlns:cx="http://schemas.microsoft.com/office/drawing/2014/chartex" xmlns:cx1="http://schemas.microsoft.com/office/drawing/2015/9/8/chartex" xmlns:cx2="http://schemas.microsoft.com/office/drawing/2015/10/21/chartex" xmlns:cx3="http://schemas.microsoft.com/office/drawing/2016/5/9/chartex" xmlns:cx4="http://schemas.microsoft.com/office/drawing/2016/5/10/chartex" xmlns:cx5="http://schemas.microsoft.com/office/drawing/2016/5/11/chartex" xmlns:cx6="http://schemas.microsoft.com/office/drawing/2016/5/12/chartex" xmlns:cx7="http://schemas.microsoft.com/office/drawing/2016/5/13/chartex" xmlns:cx8="http://schemas.microsoft.com/office/drawing/2016/5/14/chartex" xmlns:mc="http://schemas.openxmlformats.org/markup-compatibility/2006" xmlns:aink="http://schemas.microsoft.com/office/drawing/2016/ink" xmlns:am3d="http://schemas.microsoft.com/office/drawing/2017/model3d" xmlns:o="urn:schemas-microsoft-com:office:office" xmlns:oel="http://schemas.microsoft.com/office/2019/extlst" xmlns:r="http://schemas.openxmlformats.org/officeDocument/2006/relationships" xmlns:m="http://schemas.openxmlformats.org/officeDocument/2006/math" xmlns:v="urn:schemas-microsoft-com:vml" xmlns:wp14="http://schemas.microsoft.com/office/word/2010/wordprocessingDrawing" xmlns:wp="http://schemas.openxmlformats.org/drawingml/2006/wordprocessingDrawing" xmlns:w10="urn:schemas-microsoft-com:office:word" xmlns:w="http://schemas.openxmlformats.org/wordprocessingml/2006/main" xmlns:w14="http://schemas.microsoft.com/office/word/2010/wordml" xmlns:w15="http://schemas.microsoft.com/office/word/2012/wordml" xmlns:w16cex="http://schemas.microsoft.com/office/word/2018/wordml/cex" xmlns:w16cid="http://schemas.microsoft.com/office/word/2016/wordml/cid" xmlns:w16="http://schemas.microsoft.com/office/word/2018/wordml" xmlns:w16sdtdh="http://schemas.microsoft.com/office/word/2020/wordml/sdtdatahash" xmlns:w16se="http://schemas.microsoft.com/office/word/2015/wordml/symex" xmlns:wpg="http://schemas.microsoft.com/office/word/2010/wordprocessingGroup" xmlns:wpi="http://schemas.microsoft.com/office/word/2010/wordprocessingInk" xmlns:wne="http://schemas.microsoft.com/office/word/2006/wordml" xmlns:wps="http://schemas.microsoft.com/office/word/2010/wordprocessingShape" mc:Ignorable="w14 w15 w16se w16cid w16 w16cex w16sdtdh wp14">
   <w:abstractNum w:abstractNumId="0" w15:restartNumberingAfterBreak="0">
     <w:nsid w:val="6C6E7CEF"/>
     <w:multiLevelType w:val="multilevel"/>
@@ -1614,13 +1667,13 @@
       </w:rPr>
     </w:lvl>
   </w:abstractNum>
-  <w:num w:numId="1">
+  <w:num w:numId="1" w16cid:durableId="109904134">
     <w:abstractNumId w:val="1"/>
   </w:num>
-  <w:num w:numId="2">
+  <w:num w:numId="2" w16cid:durableId="160897529">
     <w:abstractNumId w:val="0"/>
   </w:num>
-  <w:num w:numId="3">
+  <w:num w:numId="3" w16cid:durableId="982659392">
     <w:abstractNumId w:val="0"/>
     <w:lvlOverride w:ilvl="0">
       <w:startOverride w:val="1"/>
@@ -14342,7 +14395,7 @@
     <w:basedOn w:val="Beschriftung"/>
     <w:qFormat/>
     <w:rPr>
-      <w:rFonts w:ascii="Helvetica 55" w:hAnsi="Helvetica 55"/>
+      <w:rFonts w:ascii="helvetica 55" w:hAnsi="helvetica 55"/>
       <w:lang w:val="en-US"/>
     </w:rPr>
   </w:style>
@@ -14555,11 +14608,25 @@
       <w:color w:val="808080"/>
     </w:rPr>
   </w:style>
+  <w:style w:type="paragraph" w:styleId="berarbeitung">
+    <w:name w:val="Revision"/>
+    <w:hidden/>
+    <w:uiPriority w:val="99"/>
+    <w:semiHidden/>
+    <w:rsid w:val="005E39B0"/>
+    <w:pPr>
+      <w:spacing w:after="0" w:line="240" w:lineRule="auto"/>
+    </w:pPr>
+    <w:rPr>
+      <w:rFonts w:asciiTheme="minorHAnsi" w:hAnsiTheme="minorHAnsi" w:cstheme="minorHAnsi"/>
+      <w:bCs/>
+    </w:rPr>
+  </w:style>
 </w:styles>
 </file>
 
 <file path=word/glossary/document.xml><?xml version="1.0" encoding="utf-8"?>
-<w:glossaryDocument xmlns:wpc="http://schemas.microsoft.com/office/word/2010/wordprocessingCanvas" xmlns:cx="http://schemas.microsoft.com/office/drawing/2014/chartex" xmlns:cx1="http://schemas.microsoft.com/office/drawing/2015/9/8/chartex" xmlns:cx2="http://schemas.microsoft.com/office/drawing/2015/10/21/chartex" xmlns:cx3="http://schemas.microsoft.com/office/drawing/2016/5/9/chartex" xmlns:cx4="http://schemas.microsoft.com/office/drawing/2016/5/10/chartex" xmlns:cx5="http://schemas.microsoft.com/office/drawing/2016/5/11/chartex" xmlns:cx6="http://schemas.microsoft.com/office/drawing/2016/5/12/chartex" xmlns:cx7="http://schemas.microsoft.com/office/drawing/2016/5/13/chartex" xmlns:cx8="http://schemas.microsoft.com/office/drawing/2016/5/14/chartex" xmlns:mc="http://schemas.openxmlformats.org/markup-compatibility/2006" xmlns:aink="http://schemas.microsoft.com/office/drawing/2016/ink" xmlns:am3d="http://schemas.microsoft.com/office/drawing/2017/model3d" xmlns:o="urn:schemas-microsoft-com:office:office" xmlns:r="http://schemas.openxmlformats.org/officeDocument/2006/relationships" xmlns:m="http://schemas.openxmlformats.org/officeDocument/2006/math" xmlns:v="urn:schemas-microsoft-com:vml" xmlns:wp14="http://schemas.microsoft.com/office/word/2010/wordprocessingDrawing" xmlns:wp="http://schemas.openxmlformats.org/drawingml/2006/wordprocessingDrawing" xmlns:w10="urn:schemas-microsoft-com:office:word" xmlns:w="http://schemas.openxmlformats.org/wordprocessingml/2006/main" xmlns:w14="http://schemas.microsoft.com/office/word/2010/wordml" xmlns:w15="http://schemas.microsoft.com/office/word/2012/wordml" xmlns:w16cex="http://schemas.microsoft.com/office/word/2018/wordml/cex" xmlns:w16cid="http://schemas.microsoft.com/office/word/2016/wordml/cid" xmlns:w16="http://schemas.microsoft.com/office/word/2018/wordml" xmlns:w16sdtdh="http://schemas.microsoft.com/office/word/2020/wordml/sdtdatahash" xmlns:w16se="http://schemas.microsoft.com/office/word/2015/wordml/symex" xmlns:wpg="http://schemas.microsoft.com/office/word/2010/wordprocessingGroup" xmlns:wpi="http://schemas.microsoft.com/office/word/2010/wordprocessingInk" xmlns:wne="http://schemas.microsoft.com/office/word/2006/wordml" xmlns:wps="http://schemas.microsoft.com/office/word/2010/wordprocessingShape" mc:Ignorable="w14 w15 w16se w16cid w16 w16cex w16sdtdh wp14">
+<w:glossaryDocument xmlns:wpc="http://schemas.microsoft.com/office/word/2010/wordprocessingCanvas" xmlns:cx="http://schemas.microsoft.com/office/drawing/2014/chartex" xmlns:cx1="http://schemas.microsoft.com/office/drawing/2015/9/8/chartex" xmlns:cx2="http://schemas.microsoft.com/office/drawing/2015/10/21/chartex" xmlns:cx3="http://schemas.microsoft.com/office/drawing/2016/5/9/chartex" xmlns:cx4="http://schemas.microsoft.com/office/drawing/2016/5/10/chartex" xmlns:cx5="http://schemas.microsoft.com/office/drawing/2016/5/11/chartex" xmlns:cx6="http://schemas.microsoft.com/office/drawing/2016/5/12/chartex" xmlns:cx7="http://schemas.microsoft.com/office/drawing/2016/5/13/chartex" xmlns:cx8="http://schemas.microsoft.com/office/drawing/2016/5/14/chartex" xmlns:mc="http://schemas.openxmlformats.org/markup-compatibility/2006" xmlns:aink="http://schemas.microsoft.com/office/drawing/2016/ink" xmlns:am3d="http://schemas.microsoft.com/office/drawing/2017/model3d" xmlns:o="urn:schemas-microsoft-com:office:office" xmlns:oel="http://schemas.microsoft.com/office/2019/extlst" xmlns:r="http://schemas.openxmlformats.org/officeDocument/2006/relationships" xmlns:m="http://schemas.openxmlformats.org/officeDocument/2006/math" xmlns:v="urn:schemas-microsoft-com:vml" xmlns:wp14="http://schemas.microsoft.com/office/word/2010/wordprocessingDrawing" xmlns:wp="http://schemas.openxmlformats.org/drawingml/2006/wordprocessingDrawing" xmlns:w10="urn:schemas-microsoft-com:office:word" xmlns:w="http://schemas.openxmlformats.org/wordprocessingml/2006/main" xmlns:w14="http://schemas.microsoft.com/office/word/2010/wordml" xmlns:w15="http://schemas.microsoft.com/office/word/2012/wordml" xmlns:w16cex="http://schemas.microsoft.com/office/word/2018/wordml/cex" xmlns:w16cid="http://schemas.microsoft.com/office/word/2016/wordml/cid" xmlns:w16="http://schemas.microsoft.com/office/word/2018/wordml" xmlns:w16sdtdh="http://schemas.microsoft.com/office/word/2020/wordml/sdtdatahash" xmlns:w16se="http://schemas.microsoft.com/office/word/2015/wordml/symex" xmlns:wpg="http://schemas.microsoft.com/office/word/2010/wordprocessingGroup" xmlns:wpi="http://schemas.microsoft.com/office/word/2010/wordprocessingInk" xmlns:wne="http://schemas.microsoft.com/office/word/2006/wordml" xmlns:wps="http://schemas.microsoft.com/office/word/2010/wordprocessingShape" mc:Ignorable="w14 w15 w16se w16cid w16 w16cex w16sdtdh wp14">
   <w:docParts>
     <w:docPart>
       <w:docPartPr>
@@ -14611,7 +14678,7 @@
     <w:charset w:val="00"/>
     <w:family w:val="swiss"/>
     <w:pitch w:val="variable"/>
-    <w:sig w:usb0="E0002EFF" w:usb1="C0007843" w:usb2="00000009" w:usb3="00000000" w:csb0="000001FF" w:csb1="00000000"/>
+    <w:sig w:usb0="E0002EFF" w:usb1="C000785B" w:usb2="00000009" w:usb3="00000000" w:csb0="000001FF" w:csb1="00000000"/>
   </w:font>
   <w:font w:name="Helvetica 65">
     <w:altName w:val="Arial"/>
@@ -14632,7 +14699,7 @@
     <w:family w:val="auto"/>
     <w:pitch w:val="default"/>
   </w:font>
-  <w:font w:name="Helvetica 55">
+  <w:font w:name="helvetica 55">
     <w:altName w:val="Arial"/>
     <w:charset w:val="00"/>
     <w:family w:val="auto"/>
@@ -14643,14 +14710,14 @@
     <w:charset w:val="00"/>
     <w:family w:val="swiss"/>
     <w:pitch w:val="variable"/>
-    <w:sig w:usb0="E0002AFF" w:usb1="C000247B" w:usb2="00000009" w:usb3="00000000" w:csb0="000001FF" w:csb1="00000000"/>
+    <w:sig w:usb0="E4002EFF" w:usb1="C200247B" w:usb2="00000009" w:usb3="00000000" w:csb0="000001FF" w:csb1="00000000"/>
   </w:font>
   <w:font w:name="Calibri Light">
     <w:panose1 w:val="020F0302020204030204"/>
     <w:charset w:val="00"/>
     <w:family w:val="swiss"/>
     <w:pitch w:val="variable"/>
-    <w:sig w:usb0="E0002AFF" w:usb1="C000247B" w:usb2="00000009" w:usb3="00000000" w:csb0="000001FF" w:csb1="00000000"/>
+    <w:sig w:usb0="E4002EFF" w:usb1="C200247B" w:usb2="00000009" w:usb3="00000000" w:csb0="000001FF" w:csb1="00000000"/>
   </w:font>
 </w:fonts>
 </file>
@@ -14674,8 +14741,10 @@
     <w:rsidRoot w:val="004D204F"/>
     <w:rsid w:val="002915E9"/>
     <w:rsid w:val="004D204F"/>
+    <w:rsid w:val="0051420E"/>
     <w:rsid w:val="0055321D"/>
     <w:rsid w:val="0058367F"/>
+    <w:rsid w:val="00913899"/>
     <w:rsid w:val="00CD72BB"/>
     <w:rsid w:val="00D97748"/>
     <w:rsid w:val="00DB4C91"/>
